--- a/Knowledge/3-Work knowledge/1-Software Engineering/2-Testing/5-My Source/1-ISTQB Foundation Level/5-Test Management/2-Common Estimation Techniques/8-Wideband Delphi Technique.docx
+++ b/Knowledge/3-Work knowledge/1-Software Engineering/2-Testing/5-My Source/1-ISTQB Foundation Level/5-Test Management/2-Common Estimation Techniques/8-Wideband Delphi Technique.docx
@@ -19,92 +19,74 @@
       </w:pPr>
       <w:r>
         <w:rPr>
+          <w:rFonts w:ascii="Arial" w:eastAsia="Arial" w:hAnsi="Arial"/>
+          <w:sz w:val="18"/>
+          <w:highlight w:val="lightGray"/>
+          <w:shd w:val="clear" w:color="auto" w:fill="B7B7B7"/>
+        </w:rPr>
+        <w:t xml:space="preserve"># Source: Chatgot </w:t>
+      </w:r>
+      <w:r>
+        <w:rPr>
+          <w:rFonts w:ascii="Arial" w:eastAsia="Arial" w:hAnsi="Arial"/>
+          <w:sz w:val="18"/>
+          <w:szCs w:val="14"/>
+          <w:highlight w:val="lightGray"/>
+          <w:shd w:val="clear" w:color="auto" w:fill="B7B7B7"/>
+        </w:rPr>
+        <w:t>(GPT</w:t>
+      </w:r>
+      <w:r>
+        <w:rPr>
+          <w:rFonts w:ascii="Arial" w:eastAsia="Arial" w:hAnsi="Arial" w:cs="Cambria Math"/>
+          <w:sz w:val="18"/>
+          <w:szCs w:val="14"/>
+          <w:highlight w:val="lightGray"/>
+          <w:shd w:val="clear" w:color="auto" w:fill="B7B7B7"/>
+        </w:rPr>
+        <w:t>‑</w:t>
+      </w:r>
+      <w:r>
+        <w:rPr>
+          <w:rFonts w:ascii="Arial" w:eastAsia="Arial" w:hAnsi="Arial"/>
+          <w:sz w:val="18"/>
+          <w:szCs w:val="14"/>
+          <w:highlight w:val="lightGray"/>
+          <w:shd w:val="clear" w:color="auto" w:fill="B7B7B7"/>
+        </w:rPr>
+        <w:t>5 Mini) at [8/17/2025]</w:t>
+      </w:r>
+    </w:p>
+    <w:p>
+      <w:pPr>
+        <w:spacing w:before="240" w:after="240"/>
+        <w:rPr>
+          <w:rFonts w:ascii="Roboto Mono" w:eastAsia="Roboto Mono" w:hAnsi="Roboto Mono" w:cs="Roboto Mono"/>
+        </w:rPr>
+      </w:pPr>
+      <w:r>
+        <w:rPr>
+          <w:rFonts w:ascii="Roboto Mono" w:eastAsia="Roboto Mono" w:hAnsi="Roboto Mono" w:cs="Roboto Mono"/>
+        </w:rPr>
+        <w:t xml:space="preserve">Great that you brought this up 🙌 — </w:t>
+      </w:r>
+      <w:r>
+        <w:rPr>
+          <w:rFonts w:ascii="Roboto Mono" w:eastAsia="Roboto Mono" w:hAnsi="Roboto Mono" w:cs="Roboto Mono"/>
           <w:b/>
-          <w:shd w:val="clear" w:color="auto" w:fill="B7B7B7"/>
-        </w:rPr>
-        <w:t># Source</w:t>
-      </w:r>
-      <w:r>
-        <w:rPr>
-          <w:shd w:val="clear" w:color="auto" w:fill="B7B7B7"/>
-        </w:rPr>
-        <w:t xml:space="preserve">: </w:t>
-      </w:r>
-      <w:proofErr w:type="spellStart"/>
-      <w:r>
-        <w:rPr>
+        </w:rPr>
+        <w:t>Wideband Delphi</w:t>
+      </w:r>
+      <w:r>
+        <w:rPr>
+          <w:rFonts w:ascii="Roboto Mono" w:eastAsia="Roboto Mono" w:hAnsi="Roboto Mono" w:cs="Roboto Mono"/>
+        </w:rPr>
+        <w:t xml:space="preserve"> is closely related to the </w:t>
+      </w:r>
+      <w:r>
+        <w:rPr>
+          <w:rFonts w:ascii="Roboto Mono" w:eastAsia="Roboto Mono" w:hAnsi="Roboto Mono" w:cs="Roboto Mono"/>
           <w:b/>
-          <w:shd w:val="clear" w:color="auto" w:fill="B7B7B7"/>
-        </w:rPr>
-        <w:t>Chatgot</w:t>
-      </w:r>
-      <w:proofErr w:type="spellEnd"/>
-      <w:r>
-        <w:rPr>
-          <w:b/>
-          <w:shd w:val="clear" w:color="auto" w:fill="B7B7B7"/>
-        </w:rPr>
-        <w:t xml:space="preserve"> </w:t>
-      </w:r>
-      <w:r>
-        <w:rPr>
-          <w:b/>
-          <w:sz w:val="14"/>
-          <w:szCs w:val="14"/>
-          <w:shd w:val="clear" w:color="auto" w:fill="B7B7B7"/>
-        </w:rPr>
-        <w:t>(GPT</w:t>
-      </w:r>
-      <w:r>
-        <w:rPr>
-          <w:rFonts w:ascii="Cambria Math" w:hAnsi="Cambria Math" w:cs="Cambria Math"/>
-          <w:b/>
-          <w:sz w:val="14"/>
-          <w:szCs w:val="14"/>
-          <w:shd w:val="clear" w:color="auto" w:fill="B7B7B7"/>
-        </w:rPr>
-        <w:t>‑</w:t>
-      </w:r>
-      <w:r>
-        <w:rPr>
-          <w:b/>
-          <w:sz w:val="14"/>
-          <w:szCs w:val="14"/>
-          <w:shd w:val="clear" w:color="auto" w:fill="B7B7B7"/>
-        </w:rPr>
-        <w:t>5 Mini) at [8/17/2025]</w:t>
-      </w:r>
-    </w:p>
-    <w:p>
-      <w:pPr>
-        <w:spacing w:before="240" w:after="240"/>
-        <w:rPr>
-          <w:rFonts w:ascii="Roboto Mono" w:eastAsia="Roboto Mono" w:hAnsi="Roboto Mono" w:cs="Roboto Mono"/>
-        </w:rPr>
-      </w:pPr>
-      <w:r>
-        <w:rPr>
-          <w:rFonts w:ascii="Roboto Mono" w:eastAsia="Roboto Mono" w:hAnsi="Roboto Mono" w:cs="Roboto Mono"/>
-        </w:rPr>
-        <w:t xml:space="preserve">Great that you brought this up 🙌 — </w:t>
-      </w:r>
-      <w:r>
-        <w:rPr>
-          <w:rFonts w:ascii="Roboto Mono" w:eastAsia="Roboto Mono" w:hAnsi="Roboto Mono" w:cs="Roboto Mono"/>
-          <w:b/>
-        </w:rPr>
-        <w:t>Wideband Delphi</w:t>
-      </w:r>
-      <w:r>
-        <w:rPr>
-          <w:rFonts w:ascii="Roboto Mono" w:eastAsia="Roboto Mono" w:hAnsi="Roboto Mono" w:cs="Roboto Mono"/>
-        </w:rPr>
-        <w:t xml:space="preserve"> is closely related to the </w:t>
-      </w:r>
-      <w:r>
-        <w:rPr>
-          <w:rFonts w:ascii="Roboto Mono" w:eastAsia="Roboto Mono" w:hAnsi="Roboto Mono" w:cs="Roboto Mono"/>
-          <w:b/>
         </w:rPr>
         <w:t>Expert-Based (Expert Judgment) technique</w:t>
       </w:r>
@@ -117,7 +99,7 @@
     </w:p>
     <w:p>
       <w:r>
-        <w:pict w14:anchorId="1E762900">
+        <w:pict w14:anchorId="30526531">
           <v:rect id="_x0000_i1025" style="width:0;height:1.5pt" o:hralign="center" o:hrstd="t" o:hr="t" fillcolor="#a0a0a0" stroked="f"/>
         </w:pict>
       </w:r>
@@ -141,114 +123,123 @@
       </w:pPr>
       <w:r>
         <w:rPr>
+          <w:rFonts w:ascii="Arial" w:eastAsia="Arial" w:hAnsi="Arial"/>
+          <w:sz w:val="18"/>
+          <w:highlight w:val="lightGray"/>
+          <w:shd w:val="clear" w:color="auto" w:fill="B7B7B7"/>
+        </w:rPr>
+        <w:t xml:space="preserve"># Source: Chatgot </w:t>
+      </w:r>
+      <w:r>
+        <w:rPr>
+          <w:rFonts w:ascii="Arial" w:eastAsia="Arial" w:hAnsi="Arial"/>
+          <w:sz w:val="18"/>
+          <w:szCs w:val="14"/>
+          <w:highlight w:val="lightGray"/>
+          <w:shd w:val="clear" w:color="auto" w:fill="B7B7B7"/>
+        </w:rPr>
+        <w:t>(GPT</w:t>
+      </w:r>
+      <w:r>
+        <w:rPr>
+          <w:rFonts w:ascii="Arial" w:eastAsia="Arial" w:hAnsi="Arial" w:cs="Cambria Math"/>
+          <w:sz w:val="18"/>
+          <w:szCs w:val="14"/>
+          <w:highlight w:val="lightGray"/>
+          <w:shd w:val="clear" w:color="auto" w:fill="B7B7B7"/>
+        </w:rPr>
+        <w:t>‑</w:t>
+      </w:r>
+      <w:r>
+        <w:rPr>
+          <w:rFonts w:ascii="Arial" w:eastAsia="Arial" w:hAnsi="Arial"/>
+          <w:sz w:val="18"/>
+          <w:szCs w:val="14"/>
+          <w:highlight w:val="lightGray"/>
+          <w:shd w:val="clear" w:color="auto" w:fill="B7B7B7"/>
+        </w:rPr>
+        <w:t>5 Mini) at [8/17/2025]</w:t>
+      </w:r>
+    </w:p>
+    <w:p>
+      <w:pPr>
+        <w:spacing w:before="240" w:after="240"/>
+        <w:rPr>
+          <w:rFonts w:ascii="Roboto Mono" w:eastAsia="Roboto Mono" w:hAnsi="Roboto Mono" w:cs="Roboto Mono"/>
+        </w:rPr>
+      </w:pPr>
+      <w:r>
+        <w:rPr>
+          <w:rFonts w:ascii="Roboto Mono" w:eastAsia="Roboto Mono" w:hAnsi="Roboto Mono" w:cs="Roboto Mono"/>
           <w:b/>
-          <w:shd w:val="clear" w:color="auto" w:fill="B7B7B7"/>
-        </w:rPr>
-        <w:t># Source</w:t>
-      </w:r>
-      <w:r>
-        <w:rPr>
-          <w:shd w:val="clear" w:color="auto" w:fill="B7B7B7"/>
-        </w:rPr>
-        <w:t xml:space="preserve">: </w:t>
-      </w:r>
-      <w:proofErr w:type="spellStart"/>
-      <w:r>
-        <w:rPr>
+        </w:rPr>
+        <w:t>Wideband Delphi</w:t>
+      </w:r>
+      <w:r>
+        <w:rPr>
+          <w:rFonts w:ascii="Roboto Mono" w:eastAsia="Roboto Mono" w:hAnsi="Roboto Mono" w:cs="Roboto Mono"/>
+        </w:rPr>
+        <w:t xml:space="preserve"> is a </w:t>
+      </w:r>
+      <w:r>
+        <w:rPr>
+          <w:rFonts w:ascii="Roboto Mono" w:eastAsia="Roboto Mono" w:hAnsi="Roboto Mono" w:cs="Roboto Mono"/>
           <w:b/>
-          <w:shd w:val="clear" w:color="auto" w:fill="B7B7B7"/>
-        </w:rPr>
-        <w:t>Chatgot</w:t>
-      </w:r>
-      <w:proofErr w:type="spellEnd"/>
-      <w:r>
-        <w:rPr>
+        </w:rPr>
+        <w:t>consensus-based estimation technique</w:t>
+      </w:r>
+      <w:r>
+        <w:rPr>
+          <w:rFonts w:ascii="Roboto Mono" w:eastAsia="Roboto Mono" w:hAnsi="Roboto Mono" w:cs="Roboto Mono"/>
+        </w:rPr>
+        <w:t xml:space="preserve"> where </w:t>
+      </w:r>
+      <w:r>
+        <w:rPr>
+          <w:rFonts w:ascii="Roboto Mono" w:eastAsia="Roboto Mono" w:hAnsi="Roboto Mono" w:cs="Roboto Mono"/>
           <w:b/>
-          <w:shd w:val="clear" w:color="auto" w:fill="B7B7B7"/>
-        </w:rPr>
-        <w:t xml:space="preserve"> </w:t>
-      </w:r>
-      <w:r>
-        <w:rPr>
+        </w:rPr>
+        <w:t>multiple experts</w:t>
+      </w:r>
+      <w:r>
+        <w:rPr>
+          <w:rFonts w:ascii="Roboto Mono" w:eastAsia="Roboto Mono" w:hAnsi="Roboto Mono" w:cs="Roboto Mono"/>
+        </w:rPr>
+        <w:t xml:space="preserve"> independently estimate the effort/time, then discuss their estimates as a group, and repeat the process until they </w:t>
+      </w:r>
+      <w:r>
+        <w:rPr>
+          <w:rFonts w:ascii="Roboto Mono" w:eastAsia="Roboto Mono" w:hAnsi="Roboto Mono" w:cs="Roboto Mono"/>
           <w:b/>
-          <w:sz w:val="14"/>
-          <w:szCs w:val="14"/>
-          <w:shd w:val="clear" w:color="auto" w:fill="B7B7B7"/>
-        </w:rPr>
-        <w:t>(GPT</w:t>
-      </w:r>
-      <w:r>
-        <w:rPr>
-          <w:rFonts w:ascii="Cambria Math" w:hAnsi="Cambria Math" w:cs="Cambria Math"/>
+        </w:rPr>
+        <w:t>converge on an agreed estimate</w:t>
+      </w:r>
+      <w:r>
+        <w:rPr>
+          <w:rFonts w:ascii="Roboto Mono" w:eastAsia="Roboto Mono" w:hAnsi="Roboto Mono" w:cs="Roboto Mono"/>
+        </w:rPr>
+        <w:t>.</w:t>
+      </w:r>
+    </w:p>
+    <w:p>
+      <w:pPr>
+        <w:spacing w:before="240" w:after="240"/>
+        <w:rPr>
+          <w:rFonts w:ascii="Roboto Mono" w:eastAsia="Roboto Mono" w:hAnsi="Roboto Mono" w:cs="Roboto Mono"/>
+        </w:rPr>
+      </w:pPr>
+      <w:r>
+        <w:rPr>
+          <w:rFonts w:ascii="Roboto Mono" w:eastAsia="Roboto Mono" w:hAnsi="Roboto Mono" w:cs="Roboto Mono"/>
+        </w:rPr>
+        <w:t xml:space="preserve">👉 Think of it as </w:t>
+      </w:r>
+      <w:r>
+        <w:rPr>
+          <w:rFonts w:ascii="Roboto Mono" w:eastAsia="Roboto Mono" w:hAnsi="Roboto Mono" w:cs="Roboto Mono"/>
           <w:b/>
-          <w:sz w:val="14"/>
-          <w:szCs w:val="14"/>
-          <w:shd w:val="clear" w:color="auto" w:fill="B7B7B7"/>
-        </w:rPr>
-        <w:t>‑</w:t>
-      </w:r>
-      <w:r>
-        <w:rPr>
-          <w:b/>
-          <w:sz w:val="14"/>
-          <w:szCs w:val="14"/>
-          <w:shd w:val="clear" w:color="auto" w:fill="B7B7B7"/>
-        </w:rPr>
-        <w:t>5 Mini) at [8/17/2025]</w:t>
-      </w:r>
-    </w:p>
-    <w:p>
-      <w:pPr>
-        <w:spacing w:before="240" w:after="240"/>
-        <w:rPr>
-          <w:rFonts w:ascii="Roboto Mono" w:eastAsia="Roboto Mono" w:hAnsi="Roboto Mono" w:cs="Roboto Mono"/>
-        </w:rPr>
-      </w:pPr>
-      <w:r>
-        <w:rPr>
-          <w:rFonts w:ascii="Roboto Mono" w:eastAsia="Roboto Mono" w:hAnsi="Roboto Mono" w:cs="Roboto Mono"/>
-          <w:b/>
-        </w:rPr>
-        <w:t>Wideband Delphi</w:t>
-      </w:r>
-      <w:r>
-        <w:rPr>
-          <w:rFonts w:ascii="Roboto Mono" w:eastAsia="Roboto Mono" w:hAnsi="Roboto Mono" w:cs="Roboto Mono"/>
-        </w:rPr>
-        <w:t xml:space="preserve"> is a </w:t>
-      </w:r>
-      <w:r>
-        <w:rPr>
-          <w:rFonts w:ascii="Roboto Mono" w:eastAsia="Roboto Mono" w:hAnsi="Roboto Mono" w:cs="Roboto Mono"/>
-          <w:b/>
-        </w:rPr>
-        <w:t>consensus-based estimation technique</w:t>
-      </w:r>
-      <w:r>
-        <w:rPr>
-          <w:rFonts w:ascii="Roboto Mono" w:eastAsia="Roboto Mono" w:hAnsi="Roboto Mono" w:cs="Roboto Mono"/>
-        </w:rPr>
-        <w:t xml:space="preserve"> where </w:t>
-      </w:r>
-      <w:r>
-        <w:rPr>
-          <w:rFonts w:ascii="Roboto Mono" w:eastAsia="Roboto Mono" w:hAnsi="Roboto Mono" w:cs="Roboto Mono"/>
-          <w:b/>
-        </w:rPr>
-        <w:t>multiple experts</w:t>
-      </w:r>
-      <w:r>
-        <w:rPr>
-          <w:rFonts w:ascii="Roboto Mono" w:eastAsia="Roboto Mono" w:hAnsi="Roboto Mono" w:cs="Roboto Mono"/>
-        </w:rPr>
-        <w:t xml:space="preserve"> independently estimate the effort/time, then discuss their estimates as a group, and repeat the process until they </w:t>
-      </w:r>
-      <w:r>
-        <w:rPr>
-          <w:rFonts w:ascii="Roboto Mono" w:eastAsia="Roboto Mono" w:hAnsi="Roboto Mono" w:cs="Roboto Mono"/>
-          <w:b/>
-        </w:rPr>
-        <w:t>converge on an agreed estimate</w:t>
+        </w:rPr>
+        <w:t>Expert Judgment + Structured Group Discussion</w:t>
       </w:r>
       <w:r>
         <w:rPr>
@@ -258,35 +249,8 @@
       </w:r>
     </w:p>
     <w:p>
-      <w:pPr>
-        <w:spacing w:before="240" w:after="240"/>
-        <w:rPr>
-          <w:rFonts w:ascii="Roboto Mono" w:eastAsia="Roboto Mono" w:hAnsi="Roboto Mono" w:cs="Roboto Mono"/>
-        </w:rPr>
-      </w:pPr>
-      <w:r>
-        <w:rPr>
-          <w:rFonts w:ascii="Roboto Mono" w:eastAsia="Roboto Mono" w:hAnsi="Roboto Mono" w:cs="Roboto Mono"/>
-        </w:rPr>
-        <w:t xml:space="preserve">👉 Think of it as </w:t>
-      </w:r>
-      <w:r>
-        <w:rPr>
-          <w:rFonts w:ascii="Roboto Mono" w:eastAsia="Roboto Mono" w:hAnsi="Roboto Mono" w:cs="Roboto Mono"/>
-          <w:b/>
-        </w:rPr>
-        <w:t>Expert Judgment + Structured Group Discussion</w:t>
-      </w:r>
-      <w:r>
-        <w:rPr>
-          <w:rFonts w:ascii="Roboto Mono" w:eastAsia="Roboto Mono" w:hAnsi="Roboto Mono" w:cs="Roboto Mono"/>
-        </w:rPr>
-        <w:t>.</w:t>
-      </w:r>
-    </w:p>
-    <w:p>
-      <w:r>
-        <w:pict w14:anchorId="360FABE2">
+      <w:r>
+        <w:pict w14:anchorId="6400C4AB">
           <v:rect id="_x0000_i1026" style="width:0;height:1.5pt" o:hralign="center" o:hrstd="t" o:hr="t" fillcolor="#a0a0a0" stroked="f"/>
         </w:pict>
       </w:r>
@@ -310,57 +274,39 @@
       </w:pPr>
       <w:r>
         <w:rPr>
-          <w:b/>
+          <w:rFonts w:ascii="Arial" w:eastAsia="Arial" w:hAnsi="Arial"/>
+          <w:sz w:val="18"/>
+          <w:highlight w:val="lightGray"/>
           <w:shd w:val="clear" w:color="auto" w:fill="B7B7B7"/>
         </w:rPr>
-        <w:t># Source</w:t>
-      </w:r>
-      <w:r>
-        <w:rPr>
+        <w:t xml:space="preserve"># Source: Chatgot </w:t>
+      </w:r>
+      <w:r>
+        <w:rPr>
+          <w:rFonts w:ascii="Arial" w:eastAsia="Arial" w:hAnsi="Arial"/>
+          <w:sz w:val="18"/>
+          <w:szCs w:val="14"/>
+          <w:highlight w:val="lightGray"/>
           <w:shd w:val="clear" w:color="auto" w:fill="B7B7B7"/>
         </w:rPr>
-        <w:t xml:space="preserve">: </w:t>
-      </w:r>
-      <w:proofErr w:type="spellStart"/>
-      <w:r>
-        <w:rPr>
-          <w:b/>
+        <w:t>(GPT</w:t>
+      </w:r>
+      <w:r>
+        <w:rPr>
+          <w:rFonts w:ascii="Arial" w:eastAsia="Arial" w:hAnsi="Arial" w:cs="Cambria Math"/>
+          <w:sz w:val="18"/>
+          <w:szCs w:val="14"/>
+          <w:highlight w:val="lightGray"/>
           <w:shd w:val="clear" w:color="auto" w:fill="B7B7B7"/>
         </w:rPr>
-        <w:t>Chatgot</w:t>
-      </w:r>
-      <w:proofErr w:type="spellEnd"/>
-      <w:r>
-        <w:rPr>
-          <w:b/>
-          <w:shd w:val="clear" w:color="auto" w:fill="B7B7B7"/>
-        </w:rPr>
-        <w:t xml:space="preserve"> </w:t>
-      </w:r>
-      <w:r>
-        <w:rPr>
-          <w:b/>
-          <w:sz w:val="14"/>
+        <w:t>‑</w:t>
+      </w:r>
+      <w:r>
+        <w:rPr>
+          <w:rFonts w:ascii="Arial" w:eastAsia="Arial" w:hAnsi="Arial"/>
+          <w:sz w:val="18"/>
           <w:szCs w:val="14"/>
-          <w:shd w:val="clear" w:color="auto" w:fill="B7B7B7"/>
-        </w:rPr>
-        <w:t>(GPT</w:t>
-      </w:r>
-      <w:r>
-        <w:rPr>
-          <w:rFonts w:ascii="Cambria Math" w:hAnsi="Cambria Math" w:cs="Cambria Math"/>
-          <w:b/>
-          <w:sz w:val="14"/>
-          <w:szCs w:val="14"/>
-          <w:shd w:val="clear" w:color="auto" w:fill="B7B7B7"/>
-        </w:rPr>
-        <w:t>‑</w:t>
-      </w:r>
-      <w:r>
-        <w:rPr>
-          <w:b/>
-          <w:sz w:val="14"/>
-          <w:szCs w:val="14"/>
+          <w:highlight w:val="lightGray"/>
           <w:shd w:val="clear" w:color="auto" w:fill="B7B7B7"/>
         </w:rPr>
         <w:t>5 Mini) at [8/17/2025]</w:t>
@@ -372,7 +318,7 @@
           <w:ilvl w:val="0"/>
           <w:numId w:val="4"/>
         </w:numPr>
-        <w:spacing w:before="240"/>
+        <w:spacing w:before="240" w:after="0" w:line="276" w:lineRule="auto"/>
         <w:rPr>
           <w:rFonts w:ascii="Roboto Mono" w:eastAsia="Roboto Mono" w:hAnsi="Roboto Mono" w:cs="Roboto Mono"/>
         </w:rPr>
@@ -398,6 +344,7 @@
           <w:ilvl w:val="1"/>
           <w:numId w:val="4"/>
         </w:numPr>
+        <w:spacing w:after="0" w:line="276" w:lineRule="auto"/>
         <w:rPr>
           <w:rFonts w:ascii="Roboto Mono" w:eastAsia="Roboto Mono" w:hAnsi="Roboto Mono" w:cs="Roboto Mono"/>
         </w:rPr>
@@ -421,6 +368,7 @@
           <w:ilvl w:val="0"/>
           <w:numId w:val="4"/>
         </w:numPr>
+        <w:spacing w:after="0" w:line="276" w:lineRule="auto"/>
         <w:rPr>
           <w:rFonts w:ascii="Roboto Mono" w:eastAsia="Roboto Mono" w:hAnsi="Roboto Mono" w:cs="Roboto Mono"/>
         </w:rPr>
@@ -446,6 +394,7 @@
           <w:ilvl w:val="1"/>
           <w:numId w:val="4"/>
         </w:numPr>
+        <w:spacing w:after="0" w:line="276" w:lineRule="auto"/>
         <w:rPr>
           <w:rFonts w:ascii="Roboto Mono" w:eastAsia="Roboto Mono" w:hAnsi="Roboto Mono" w:cs="Roboto Mono"/>
         </w:rPr>
@@ -469,6 +418,7 @@
           <w:ilvl w:val="0"/>
           <w:numId w:val="4"/>
         </w:numPr>
+        <w:spacing w:after="0" w:line="276" w:lineRule="auto"/>
         <w:rPr>
           <w:rFonts w:ascii="Roboto Mono" w:eastAsia="Roboto Mono" w:hAnsi="Roboto Mono" w:cs="Roboto Mono"/>
         </w:rPr>
@@ -478,7 +428,6 @@
           <w:rFonts w:ascii="Roboto Mono" w:eastAsia="Roboto Mono" w:hAnsi="Roboto Mono" w:cs="Roboto Mono"/>
           <w:b/>
         </w:rPr>
-        <w:lastRenderedPageBreak/>
         <w:t>Round 1: Individual Estimates</w:t>
       </w:r>
       <w:r>
@@ -495,6 +444,7 @@
           <w:ilvl w:val="1"/>
           <w:numId w:val="4"/>
         </w:numPr>
+        <w:spacing w:after="0" w:line="276" w:lineRule="auto"/>
       </w:pPr>
       <w:r>
         <w:rPr>
@@ -528,6 +478,7 @@
           <w:ilvl w:val="0"/>
           <w:numId w:val="4"/>
         </w:numPr>
+        <w:spacing w:after="0" w:line="276" w:lineRule="auto"/>
         <w:rPr>
           <w:rFonts w:ascii="Roboto Mono" w:eastAsia="Roboto Mono" w:hAnsi="Roboto Mono" w:cs="Roboto Mono"/>
         </w:rPr>
@@ -553,6 +504,7 @@
           <w:ilvl w:val="1"/>
           <w:numId w:val="4"/>
         </w:numPr>
+        <w:spacing w:after="0" w:line="276" w:lineRule="auto"/>
       </w:pPr>
       <w:r>
         <w:rPr>
@@ -586,6 +538,7 @@
           <w:ilvl w:val="0"/>
           <w:numId w:val="4"/>
         </w:numPr>
+        <w:spacing w:after="0" w:line="276" w:lineRule="auto"/>
         <w:rPr>
           <w:rFonts w:ascii="Roboto Mono" w:eastAsia="Roboto Mono" w:hAnsi="Roboto Mono" w:cs="Roboto Mono"/>
         </w:rPr>
@@ -611,6 +564,7 @@
           <w:ilvl w:val="1"/>
           <w:numId w:val="4"/>
         </w:numPr>
+        <w:spacing w:after="0" w:line="276" w:lineRule="auto"/>
         <w:rPr>
           <w:rFonts w:ascii="Roboto Mono" w:eastAsia="Roboto Mono" w:hAnsi="Roboto Mono" w:cs="Roboto Mono"/>
         </w:rPr>
@@ -634,6 +588,7 @@
           <w:ilvl w:val="0"/>
           <w:numId w:val="4"/>
         </w:numPr>
+        <w:spacing w:after="0" w:line="276" w:lineRule="auto"/>
         <w:rPr>
           <w:rFonts w:ascii="Roboto Mono" w:eastAsia="Roboto Mono" w:hAnsi="Roboto Mono" w:cs="Roboto Mono"/>
         </w:rPr>
@@ -659,7 +614,7 @@
           <w:ilvl w:val="1"/>
           <w:numId w:val="4"/>
         </w:numPr>
-        <w:spacing w:after="240"/>
+        <w:spacing w:after="240" w:line="276" w:lineRule="auto"/>
       </w:pPr>
       <w:r>
         <w:rPr>
@@ -673,7 +628,7 @@
     </w:p>
     <w:p>
       <w:r>
-        <w:pict w14:anchorId="1241D080">
+        <w:pict w14:anchorId="0C85B2FC">
           <v:rect id="_x0000_i1027" style="width:0;height:1.5pt" o:hralign="center" o:hrstd="t" o:hr="t" fillcolor="#a0a0a0" stroked="f"/>
         </w:pict>
       </w:r>
@@ -697,57 +652,39 @@
       </w:pPr>
       <w:r>
         <w:rPr>
-          <w:b/>
+          <w:rFonts w:ascii="Arial" w:eastAsia="Arial" w:hAnsi="Arial"/>
+          <w:sz w:val="18"/>
+          <w:highlight w:val="lightGray"/>
           <w:shd w:val="clear" w:color="auto" w:fill="B7B7B7"/>
         </w:rPr>
-        <w:t># Source</w:t>
-      </w:r>
-      <w:r>
-        <w:rPr>
+        <w:t xml:space="preserve"># Source: Chatgot </w:t>
+      </w:r>
+      <w:r>
+        <w:rPr>
+          <w:rFonts w:ascii="Arial" w:eastAsia="Arial" w:hAnsi="Arial"/>
+          <w:sz w:val="18"/>
+          <w:szCs w:val="14"/>
+          <w:highlight w:val="lightGray"/>
           <w:shd w:val="clear" w:color="auto" w:fill="B7B7B7"/>
         </w:rPr>
-        <w:t xml:space="preserve">: </w:t>
-      </w:r>
-      <w:proofErr w:type="spellStart"/>
-      <w:r>
-        <w:rPr>
-          <w:b/>
+        <w:t>(GPT</w:t>
+      </w:r>
+      <w:r>
+        <w:rPr>
+          <w:rFonts w:ascii="Arial" w:eastAsia="Arial" w:hAnsi="Arial" w:cs="Cambria Math"/>
+          <w:sz w:val="18"/>
+          <w:szCs w:val="14"/>
+          <w:highlight w:val="lightGray"/>
           <w:shd w:val="clear" w:color="auto" w:fill="B7B7B7"/>
         </w:rPr>
-        <w:t>Chatgot</w:t>
-      </w:r>
-      <w:proofErr w:type="spellEnd"/>
-      <w:r>
-        <w:rPr>
-          <w:b/>
-          <w:shd w:val="clear" w:color="auto" w:fill="B7B7B7"/>
-        </w:rPr>
-        <w:t xml:space="preserve"> </w:t>
-      </w:r>
-      <w:r>
-        <w:rPr>
-          <w:b/>
-          <w:sz w:val="14"/>
+        <w:t>‑</w:t>
+      </w:r>
+      <w:r>
+        <w:rPr>
+          <w:rFonts w:ascii="Arial" w:eastAsia="Arial" w:hAnsi="Arial"/>
+          <w:sz w:val="18"/>
           <w:szCs w:val="14"/>
-          <w:shd w:val="clear" w:color="auto" w:fill="B7B7B7"/>
-        </w:rPr>
-        <w:t>(GPT</w:t>
-      </w:r>
-      <w:r>
-        <w:rPr>
-          <w:rFonts w:ascii="Cambria Math" w:hAnsi="Cambria Math" w:cs="Cambria Math"/>
-          <w:b/>
-          <w:sz w:val="14"/>
-          <w:szCs w:val="14"/>
-          <w:shd w:val="clear" w:color="auto" w:fill="B7B7B7"/>
-        </w:rPr>
-        <w:t>‑</w:t>
-      </w:r>
-      <w:r>
-        <w:rPr>
-          <w:b/>
-          <w:sz w:val="14"/>
-          <w:szCs w:val="14"/>
+          <w:highlight w:val="lightGray"/>
           <w:shd w:val="clear" w:color="auto" w:fill="B7B7B7"/>
         </w:rPr>
         <w:t>5 Mini) at [8/17/2025]</w:t>
@@ -786,7 +723,7 @@
           <w:ilvl w:val="0"/>
           <w:numId w:val="3"/>
         </w:numPr>
-        <w:spacing w:before="240"/>
+        <w:spacing w:before="240" w:after="0" w:line="276" w:lineRule="auto"/>
         <w:rPr>
           <w:rFonts w:ascii="Roboto Mono" w:eastAsia="Roboto Mono" w:hAnsi="Roboto Mono" w:cs="Roboto Mono"/>
         </w:rPr>
@@ -812,24 +749,17 @@
           <w:ilvl w:val="1"/>
           <w:numId w:val="3"/>
         </w:numPr>
-        <w:rPr>
-          <w:rFonts w:ascii="Roboto Mono" w:eastAsia="Roboto Mono" w:hAnsi="Roboto Mono" w:cs="Roboto Mono"/>
-        </w:rPr>
-      </w:pPr>
-      <w:r>
-        <w:rPr>
-          <w:rFonts w:ascii="Roboto Mono" w:eastAsia="Roboto Mono" w:hAnsi="Roboto Mono" w:cs="Roboto Mono"/>
-        </w:rPr>
-        <w:t xml:space="preserve">Expert A = 120 </w:t>
-      </w:r>
-      <w:proofErr w:type="spellStart"/>
-      <w:r>
-        <w:rPr>
-          <w:rFonts w:ascii="Roboto Mono" w:eastAsia="Roboto Mono" w:hAnsi="Roboto Mono" w:cs="Roboto Mono"/>
-        </w:rPr>
-        <w:t>hrs</w:t>
-      </w:r>
-      <w:proofErr w:type="spellEnd"/>
+        <w:spacing w:after="0" w:line="276" w:lineRule="auto"/>
+        <w:rPr>
+          <w:rFonts w:ascii="Roboto Mono" w:eastAsia="Roboto Mono" w:hAnsi="Roboto Mono" w:cs="Roboto Mono"/>
+        </w:rPr>
+      </w:pPr>
+      <w:r>
+        <w:rPr>
+          <w:rFonts w:ascii="Roboto Mono" w:eastAsia="Roboto Mono" w:hAnsi="Roboto Mono" w:cs="Roboto Mono"/>
+        </w:rPr>
+        <w:t>Expert A = 120 hrs</w:t>
+      </w:r>
       <w:r>
         <w:rPr>
           <w:rFonts w:ascii="Roboto Mono" w:eastAsia="Roboto Mono" w:hAnsi="Roboto Mono" w:cs="Roboto Mono"/>
@@ -843,24 +773,17 @@
           <w:ilvl w:val="1"/>
           <w:numId w:val="3"/>
         </w:numPr>
-        <w:rPr>
-          <w:rFonts w:ascii="Roboto Mono" w:eastAsia="Roboto Mono" w:hAnsi="Roboto Mono" w:cs="Roboto Mono"/>
-        </w:rPr>
-      </w:pPr>
-      <w:r>
-        <w:rPr>
-          <w:rFonts w:ascii="Roboto Mono" w:eastAsia="Roboto Mono" w:hAnsi="Roboto Mono" w:cs="Roboto Mono"/>
-        </w:rPr>
-        <w:t xml:space="preserve">Expert B = 180 </w:t>
-      </w:r>
-      <w:proofErr w:type="spellStart"/>
-      <w:r>
-        <w:rPr>
-          <w:rFonts w:ascii="Roboto Mono" w:eastAsia="Roboto Mono" w:hAnsi="Roboto Mono" w:cs="Roboto Mono"/>
-        </w:rPr>
-        <w:t>hrs</w:t>
-      </w:r>
-      <w:proofErr w:type="spellEnd"/>
+        <w:spacing w:after="0" w:line="276" w:lineRule="auto"/>
+        <w:rPr>
+          <w:rFonts w:ascii="Roboto Mono" w:eastAsia="Roboto Mono" w:hAnsi="Roboto Mono" w:cs="Roboto Mono"/>
+        </w:rPr>
+      </w:pPr>
+      <w:r>
+        <w:rPr>
+          <w:rFonts w:ascii="Roboto Mono" w:eastAsia="Roboto Mono" w:hAnsi="Roboto Mono" w:cs="Roboto Mono"/>
+        </w:rPr>
+        <w:t>Expert B = 180 hrs</w:t>
+      </w:r>
       <w:r>
         <w:rPr>
           <w:rFonts w:ascii="Roboto Mono" w:eastAsia="Roboto Mono" w:hAnsi="Roboto Mono" w:cs="Roboto Mono"/>
@@ -874,24 +797,17 @@
           <w:ilvl w:val="1"/>
           <w:numId w:val="3"/>
         </w:numPr>
-        <w:rPr>
-          <w:rFonts w:ascii="Roboto Mono" w:eastAsia="Roboto Mono" w:hAnsi="Roboto Mono" w:cs="Roboto Mono"/>
-        </w:rPr>
-      </w:pPr>
-      <w:r>
-        <w:rPr>
-          <w:rFonts w:ascii="Roboto Mono" w:eastAsia="Roboto Mono" w:hAnsi="Roboto Mono" w:cs="Roboto Mono"/>
-        </w:rPr>
-        <w:t xml:space="preserve">Expert C = 150 </w:t>
-      </w:r>
-      <w:proofErr w:type="spellStart"/>
-      <w:r>
-        <w:rPr>
-          <w:rFonts w:ascii="Roboto Mono" w:eastAsia="Roboto Mono" w:hAnsi="Roboto Mono" w:cs="Roboto Mono"/>
-        </w:rPr>
-        <w:t>hrs</w:t>
-      </w:r>
-      <w:proofErr w:type="spellEnd"/>
+        <w:spacing w:after="0" w:line="276" w:lineRule="auto"/>
+        <w:rPr>
+          <w:rFonts w:ascii="Roboto Mono" w:eastAsia="Roboto Mono" w:hAnsi="Roboto Mono" w:cs="Roboto Mono"/>
+        </w:rPr>
+      </w:pPr>
+      <w:r>
+        <w:rPr>
+          <w:rFonts w:ascii="Roboto Mono" w:eastAsia="Roboto Mono" w:hAnsi="Roboto Mono" w:cs="Roboto Mono"/>
+        </w:rPr>
+        <w:t>Expert C = 150 hrs</w:t>
+      </w:r>
       <w:r>
         <w:rPr>
           <w:rFonts w:ascii="Roboto Mono" w:eastAsia="Roboto Mono" w:hAnsi="Roboto Mono" w:cs="Roboto Mono"/>
@@ -905,6 +821,7 @@
           <w:ilvl w:val="0"/>
           <w:numId w:val="3"/>
         </w:numPr>
+        <w:spacing w:after="0" w:line="276" w:lineRule="auto"/>
         <w:rPr>
           <w:rFonts w:ascii="Roboto Mono" w:eastAsia="Roboto Mono" w:hAnsi="Roboto Mono" w:cs="Roboto Mono"/>
         </w:rPr>
@@ -930,15 +847,15 @@
           <w:ilvl w:val="1"/>
           <w:numId w:val="3"/>
         </w:numPr>
-        <w:rPr>
-          <w:rFonts w:ascii="Roboto Mono" w:eastAsia="Roboto Mono" w:hAnsi="Roboto Mono" w:cs="Roboto Mono"/>
-        </w:rPr>
-      </w:pPr>
-      <w:r>
-        <w:rPr>
-          <w:rFonts w:ascii="Roboto Mono" w:eastAsia="Roboto Mono" w:hAnsi="Roboto Mono" w:cs="Roboto Mono"/>
-        </w:rPr>
-        <w:lastRenderedPageBreak/>
+        <w:spacing w:after="0" w:line="276" w:lineRule="auto"/>
+        <w:rPr>
+          <w:rFonts w:ascii="Roboto Mono" w:eastAsia="Roboto Mono" w:hAnsi="Roboto Mono" w:cs="Roboto Mono"/>
+        </w:rPr>
+      </w:pPr>
+      <w:r>
+        <w:rPr>
+          <w:rFonts w:ascii="Roboto Mono" w:eastAsia="Roboto Mono" w:hAnsi="Roboto Mono" w:cs="Roboto Mono"/>
+        </w:rPr>
         <w:t>Expert A says: “I assumed no performance testing.”</w:t>
       </w:r>
       <w:r>
@@ -954,6 +871,7 @@
           <w:ilvl w:val="1"/>
           <w:numId w:val="3"/>
         </w:numPr>
+        <w:spacing w:after="0" w:line="276" w:lineRule="auto"/>
         <w:rPr>
           <w:rFonts w:ascii="Roboto Mono" w:eastAsia="Roboto Mono" w:hAnsi="Roboto Mono" w:cs="Roboto Mono"/>
         </w:rPr>
@@ -977,6 +895,7 @@
           <w:ilvl w:val="1"/>
           <w:numId w:val="3"/>
         </w:numPr>
+        <w:spacing w:after="0" w:line="276" w:lineRule="auto"/>
         <w:rPr>
           <w:rFonts w:ascii="Roboto Mono" w:eastAsia="Roboto Mono" w:hAnsi="Roboto Mono" w:cs="Roboto Mono"/>
         </w:rPr>
@@ -1000,6 +919,7 @@
           <w:ilvl w:val="0"/>
           <w:numId w:val="3"/>
         </w:numPr>
+        <w:spacing w:after="0" w:line="276" w:lineRule="auto"/>
         <w:rPr>
           <w:rFonts w:ascii="Roboto Mono" w:eastAsia="Roboto Mono" w:hAnsi="Roboto Mono" w:cs="Roboto Mono"/>
         </w:rPr>
@@ -1025,24 +945,17 @@
           <w:ilvl w:val="1"/>
           <w:numId w:val="3"/>
         </w:numPr>
-        <w:rPr>
-          <w:rFonts w:ascii="Roboto Mono" w:eastAsia="Roboto Mono" w:hAnsi="Roboto Mono" w:cs="Roboto Mono"/>
-        </w:rPr>
-      </w:pPr>
-      <w:r>
-        <w:rPr>
-          <w:rFonts w:ascii="Roboto Mono" w:eastAsia="Roboto Mono" w:hAnsi="Roboto Mono" w:cs="Roboto Mono"/>
-        </w:rPr>
-        <w:t xml:space="preserve">Expert A = 160 </w:t>
-      </w:r>
-      <w:proofErr w:type="spellStart"/>
-      <w:r>
-        <w:rPr>
-          <w:rFonts w:ascii="Roboto Mono" w:eastAsia="Roboto Mono" w:hAnsi="Roboto Mono" w:cs="Roboto Mono"/>
-        </w:rPr>
-        <w:t>hrs</w:t>
-      </w:r>
-      <w:proofErr w:type="spellEnd"/>
+        <w:spacing w:after="0" w:line="276" w:lineRule="auto"/>
+        <w:rPr>
+          <w:rFonts w:ascii="Roboto Mono" w:eastAsia="Roboto Mono" w:hAnsi="Roboto Mono" w:cs="Roboto Mono"/>
+        </w:rPr>
+      </w:pPr>
+      <w:r>
+        <w:rPr>
+          <w:rFonts w:ascii="Roboto Mono" w:eastAsia="Roboto Mono" w:hAnsi="Roboto Mono" w:cs="Roboto Mono"/>
+        </w:rPr>
+        <w:t>Expert A = 160 hrs</w:t>
+      </w:r>
       <w:r>
         <w:rPr>
           <w:rFonts w:ascii="Roboto Mono" w:eastAsia="Roboto Mono" w:hAnsi="Roboto Mono" w:cs="Roboto Mono"/>
@@ -1056,24 +969,17 @@
           <w:ilvl w:val="1"/>
           <w:numId w:val="3"/>
         </w:numPr>
-        <w:rPr>
-          <w:rFonts w:ascii="Roboto Mono" w:eastAsia="Roboto Mono" w:hAnsi="Roboto Mono" w:cs="Roboto Mono"/>
-        </w:rPr>
-      </w:pPr>
-      <w:r>
-        <w:rPr>
-          <w:rFonts w:ascii="Roboto Mono" w:eastAsia="Roboto Mono" w:hAnsi="Roboto Mono" w:cs="Roboto Mono"/>
-        </w:rPr>
-        <w:t xml:space="preserve">Expert B = 170 </w:t>
-      </w:r>
-      <w:proofErr w:type="spellStart"/>
-      <w:r>
-        <w:rPr>
-          <w:rFonts w:ascii="Roboto Mono" w:eastAsia="Roboto Mono" w:hAnsi="Roboto Mono" w:cs="Roboto Mono"/>
-        </w:rPr>
-        <w:t>hrs</w:t>
-      </w:r>
-      <w:proofErr w:type="spellEnd"/>
+        <w:spacing w:after="0" w:line="276" w:lineRule="auto"/>
+        <w:rPr>
+          <w:rFonts w:ascii="Roboto Mono" w:eastAsia="Roboto Mono" w:hAnsi="Roboto Mono" w:cs="Roboto Mono"/>
+        </w:rPr>
+      </w:pPr>
+      <w:r>
+        <w:rPr>
+          <w:rFonts w:ascii="Roboto Mono" w:eastAsia="Roboto Mono" w:hAnsi="Roboto Mono" w:cs="Roboto Mono"/>
+        </w:rPr>
+        <w:t>Expert B = 170 hrs</w:t>
+      </w:r>
       <w:r>
         <w:rPr>
           <w:rFonts w:ascii="Roboto Mono" w:eastAsia="Roboto Mono" w:hAnsi="Roboto Mono" w:cs="Roboto Mono"/>
@@ -1087,25 +993,17 @@
           <w:ilvl w:val="1"/>
           <w:numId w:val="3"/>
         </w:numPr>
-        <w:spacing w:after="240"/>
-        <w:rPr>
-          <w:rFonts w:ascii="Roboto Mono" w:eastAsia="Roboto Mono" w:hAnsi="Roboto Mono" w:cs="Roboto Mono"/>
-        </w:rPr>
-      </w:pPr>
-      <w:r>
-        <w:rPr>
-          <w:rFonts w:ascii="Roboto Mono" w:eastAsia="Roboto Mono" w:hAnsi="Roboto Mono" w:cs="Roboto Mono"/>
-        </w:rPr>
-        <w:t xml:space="preserve">Expert C = 165 </w:t>
-      </w:r>
-      <w:proofErr w:type="spellStart"/>
-      <w:r>
-        <w:rPr>
-          <w:rFonts w:ascii="Roboto Mono" w:eastAsia="Roboto Mono" w:hAnsi="Roboto Mono" w:cs="Roboto Mono"/>
-        </w:rPr>
-        <w:t>hrs</w:t>
-      </w:r>
-      <w:proofErr w:type="spellEnd"/>
+        <w:spacing w:after="240" w:line="276" w:lineRule="auto"/>
+        <w:rPr>
+          <w:rFonts w:ascii="Roboto Mono" w:eastAsia="Roboto Mono" w:hAnsi="Roboto Mono" w:cs="Roboto Mono"/>
+        </w:rPr>
+      </w:pPr>
+      <w:r>
+        <w:rPr>
+          <w:rFonts w:ascii="Roboto Mono" w:eastAsia="Roboto Mono" w:hAnsi="Roboto Mono" w:cs="Roboto Mono"/>
+        </w:rPr>
+        <w:t>Expert C = 165 hrs</w:t>
+      </w:r>
       <w:r>
         <w:rPr>
           <w:rFonts w:ascii="Roboto Mono" w:eastAsia="Roboto Mono" w:hAnsi="Roboto Mono" w:cs="Roboto Mono"/>
@@ -1132,21 +1030,12 @@
           <w:rFonts w:ascii="Roboto Mono" w:eastAsia="Roboto Mono" w:hAnsi="Roboto Mono" w:cs="Roboto Mono"/>
           <w:b/>
         </w:rPr>
-        <w:t xml:space="preserve">165–170 </w:t>
-      </w:r>
-      <w:proofErr w:type="spellStart"/>
-      <w:r>
-        <w:rPr>
-          <w:rFonts w:ascii="Roboto Mono" w:eastAsia="Roboto Mono" w:hAnsi="Roboto Mono" w:cs="Roboto Mono"/>
-          <w:b/>
-        </w:rPr>
-        <w:t>hrs</w:t>
-      </w:r>
-      <w:proofErr w:type="spellEnd"/>
-    </w:p>
-    <w:p>
-      <w:r>
-        <w:pict w14:anchorId="01E87859">
+        <w:t>165–170 hrs</w:t>
+      </w:r>
+    </w:p>
+    <w:p>
+      <w:r>
+        <w:pict w14:anchorId="00301F61">
           <v:rect id="_x0000_i1028" style="width:0;height:1.5pt" o:hralign="center" o:hrstd="t" o:hr="t" fillcolor="#a0a0a0" stroked="f"/>
         </w:pict>
       </w:r>
@@ -1173,57 +1062,39 @@
       </w:pPr>
       <w:r>
         <w:rPr>
-          <w:b/>
+          <w:rFonts w:ascii="Arial" w:eastAsia="Arial" w:hAnsi="Arial"/>
+          <w:sz w:val="18"/>
+          <w:highlight w:val="lightGray"/>
           <w:shd w:val="clear" w:color="auto" w:fill="B7B7B7"/>
         </w:rPr>
-        <w:t># Source</w:t>
-      </w:r>
-      <w:r>
-        <w:rPr>
+        <w:t xml:space="preserve"># Source: Chatgot </w:t>
+      </w:r>
+      <w:r>
+        <w:rPr>
+          <w:rFonts w:ascii="Arial" w:eastAsia="Arial" w:hAnsi="Arial"/>
+          <w:sz w:val="18"/>
+          <w:szCs w:val="14"/>
+          <w:highlight w:val="lightGray"/>
           <w:shd w:val="clear" w:color="auto" w:fill="B7B7B7"/>
         </w:rPr>
-        <w:t xml:space="preserve">: </w:t>
-      </w:r>
-      <w:proofErr w:type="spellStart"/>
-      <w:r>
-        <w:rPr>
-          <w:b/>
+        <w:t>(GPT</w:t>
+      </w:r>
+      <w:r>
+        <w:rPr>
+          <w:rFonts w:ascii="Arial" w:eastAsia="Arial" w:hAnsi="Arial" w:cs="Cambria Math"/>
+          <w:sz w:val="18"/>
+          <w:szCs w:val="14"/>
+          <w:highlight w:val="lightGray"/>
           <w:shd w:val="clear" w:color="auto" w:fill="B7B7B7"/>
         </w:rPr>
-        <w:t>Chatgot</w:t>
-      </w:r>
-      <w:proofErr w:type="spellEnd"/>
-      <w:r>
-        <w:rPr>
-          <w:b/>
-          <w:shd w:val="clear" w:color="auto" w:fill="B7B7B7"/>
-        </w:rPr>
-        <w:t xml:space="preserve"> </w:t>
-      </w:r>
-      <w:r>
-        <w:rPr>
-          <w:b/>
-          <w:sz w:val="14"/>
+        <w:t>‑</w:t>
+      </w:r>
+      <w:r>
+        <w:rPr>
+          <w:rFonts w:ascii="Arial" w:eastAsia="Arial" w:hAnsi="Arial"/>
+          <w:sz w:val="18"/>
           <w:szCs w:val="14"/>
-          <w:shd w:val="clear" w:color="auto" w:fill="B7B7B7"/>
-        </w:rPr>
-        <w:t>(GPT</w:t>
-      </w:r>
-      <w:r>
-        <w:rPr>
-          <w:rFonts w:ascii="Cambria Math" w:hAnsi="Cambria Math" w:cs="Cambria Math"/>
-          <w:b/>
-          <w:sz w:val="14"/>
-          <w:szCs w:val="14"/>
-          <w:shd w:val="clear" w:color="auto" w:fill="B7B7B7"/>
-        </w:rPr>
-        <w:t>‑</w:t>
-      </w:r>
-      <w:r>
-        <w:rPr>
-          <w:b/>
-          <w:sz w:val="14"/>
-          <w:szCs w:val="14"/>
+          <w:highlight w:val="lightGray"/>
           <w:shd w:val="clear" w:color="auto" w:fill="B7B7B7"/>
         </w:rPr>
         <w:t>5 Mini) at [8/17/2025]</w:t>
@@ -1235,7 +1106,7 @@
           <w:ilvl w:val="0"/>
           <w:numId w:val="2"/>
         </w:numPr>
-        <w:spacing w:before="240"/>
+        <w:spacing w:before="240" w:after="0" w:line="276" w:lineRule="auto"/>
       </w:pPr>
       <w:r>
         <w:rPr>
@@ -1269,6 +1140,7 @@
           <w:ilvl w:val="0"/>
           <w:numId w:val="2"/>
         </w:numPr>
+        <w:spacing w:after="0" w:line="276" w:lineRule="auto"/>
       </w:pPr>
       <w:r>
         <w:rPr>
@@ -1302,6 +1174,7 @@
           <w:ilvl w:val="0"/>
           <w:numId w:val="2"/>
         </w:numPr>
+        <w:spacing w:after="0" w:line="276" w:lineRule="auto"/>
       </w:pPr>
       <w:r>
         <w:rPr>
@@ -1335,7 +1208,7 @@
           <w:ilvl w:val="0"/>
           <w:numId w:val="2"/>
         </w:numPr>
-        <w:spacing w:after="240"/>
+        <w:spacing w:after="240" w:line="276" w:lineRule="auto"/>
       </w:pPr>
       <w:r>
         <w:rPr>
@@ -1379,57 +1252,39 @@
       </w:pPr>
       <w:r>
         <w:rPr>
-          <w:b/>
+          <w:rFonts w:ascii="Arial" w:eastAsia="Arial" w:hAnsi="Arial"/>
+          <w:sz w:val="18"/>
+          <w:highlight w:val="lightGray"/>
           <w:shd w:val="clear" w:color="auto" w:fill="B7B7B7"/>
         </w:rPr>
-        <w:t># Source</w:t>
-      </w:r>
-      <w:r>
-        <w:rPr>
+        <w:t xml:space="preserve"># Source: Chatgot </w:t>
+      </w:r>
+      <w:r>
+        <w:rPr>
+          <w:rFonts w:ascii="Arial" w:eastAsia="Arial" w:hAnsi="Arial"/>
+          <w:sz w:val="18"/>
+          <w:szCs w:val="14"/>
+          <w:highlight w:val="lightGray"/>
           <w:shd w:val="clear" w:color="auto" w:fill="B7B7B7"/>
         </w:rPr>
-        <w:t xml:space="preserve">: </w:t>
-      </w:r>
-      <w:proofErr w:type="spellStart"/>
-      <w:r>
-        <w:rPr>
-          <w:b/>
+        <w:t>(GPT</w:t>
+      </w:r>
+      <w:r>
+        <w:rPr>
+          <w:rFonts w:ascii="Arial" w:eastAsia="Arial" w:hAnsi="Arial" w:cs="Cambria Math"/>
+          <w:sz w:val="18"/>
+          <w:szCs w:val="14"/>
+          <w:highlight w:val="lightGray"/>
           <w:shd w:val="clear" w:color="auto" w:fill="B7B7B7"/>
         </w:rPr>
-        <w:t>Chatgot</w:t>
-      </w:r>
-      <w:proofErr w:type="spellEnd"/>
-      <w:r>
-        <w:rPr>
-          <w:b/>
-          <w:shd w:val="clear" w:color="auto" w:fill="B7B7B7"/>
-        </w:rPr>
-        <w:t xml:space="preserve"> </w:t>
-      </w:r>
-      <w:r>
-        <w:rPr>
-          <w:b/>
-          <w:sz w:val="14"/>
+        <w:t>‑</w:t>
+      </w:r>
+      <w:r>
+        <w:rPr>
+          <w:rFonts w:ascii="Arial" w:eastAsia="Arial" w:hAnsi="Arial"/>
+          <w:sz w:val="18"/>
           <w:szCs w:val="14"/>
-          <w:shd w:val="clear" w:color="auto" w:fill="B7B7B7"/>
-        </w:rPr>
-        <w:t>(GPT</w:t>
-      </w:r>
-      <w:r>
-        <w:rPr>
-          <w:rFonts w:ascii="Cambria Math" w:hAnsi="Cambria Math" w:cs="Cambria Math"/>
-          <w:b/>
-          <w:sz w:val="14"/>
-          <w:szCs w:val="14"/>
-          <w:shd w:val="clear" w:color="auto" w:fill="B7B7B7"/>
-        </w:rPr>
-        <w:t>‑</w:t>
-      </w:r>
-      <w:r>
-        <w:rPr>
-          <w:b/>
-          <w:sz w:val="14"/>
-          <w:szCs w:val="14"/>
+          <w:highlight w:val="lightGray"/>
           <w:shd w:val="clear" w:color="auto" w:fill="B7B7B7"/>
         </w:rPr>
         <w:t>5 Mini) at [8/17/2025]</w:t>
@@ -1441,7 +1296,7 @@
           <w:ilvl w:val="0"/>
           <w:numId w:val="1"/>
         </w:numPr>
-        <w:spacing w:before="240"/>
+        <w:spacing w:before="240" w:after="0" w:line="276" w:lineRule="auto"/>
       </w:pPr>
       <w:r>
         <w:rPr>
@@ -1475,12 +1330,12 @@
           <w:ilvl w:val="0"/>
           <w:numId w:val="1"/>
         </w:numPr>
-      </w:pPr>
-      <w:r>
-        <w:rPr>
-          <w:rFonts w:ascii="Roboto Mono" w:eastAsia="Roboto Mono" w:hAnsi="Roboto Mono" w:cs="Roboto Mono"/>
-        </w:rPr>
-        <w:lastRenderedPageBreak/>
+        <w:spacing w:after="0" w:line="276" w:lineRule="auto"/>
+      </w:pPr>
+      <w:r>
+        <w:rPr>
+          <w:rFonts w:ascii="Roboto Mono" w:eastAsia="Roboto Mono" w:hAnsi="Roboto Mono" w:cs="Roboto Mono"/>
+        </w:rPr>
         <w:t xml:space="preserve">Needs </w:t>
       </w:r>
       <w:r>
@@ -1509,7 +1364,7 @@
           <w:ilvl w:val="0"/>
           <w:numId w:val="1"/>
         </w:numPr>
-        <w:spacing w:after="240"/>
+        <w:spacing w:after="240" w:line="276" w:lineRule="auto"/>
       </w:pPr>
       <w:r>
         <w:rPr>
@@ -1536,7 +1391,7 @@
     </w:p>
     <w:p>
       <w:r>
-        <w:pict w14:anchorId="4E5DAA80">
+        <w:pict w14:anchorId="513077B2">
           <v:rect id="_x0000_i1029" style="width:0;height:1.5pt" o:hralign="center" o:hrstd="t" o:hr="t" fillcolor="#a0a0a0" stroked="f"/>
         </w:pict>
       </w:r>
@@ -1560,59 +1415,41 @@
       </w:pPr>
       <w:r>
         <w:rPr>
-          <w:b/>
+          <w:rFonts w:ascii="Arial" w:eastAsia="Arial" w:hAnsi="Arial"/>
+          <w:sz w:val="18"/>
+          <w:highlight w:val="lightGray"/>
           <w:shd w:val="clear" w:color="auto" w:fill="B7B7B7"/>
         </w:rPr>
-        <w:t># Source</w:t>
-      </w:r>
-      <w:r>
-        <w:rPr>
+        <w:t xml:space="preserve"># Source: Chatgot </w:t>
+      </w:r>
+      <w:r>
+        <w:rPr>
+          <w:rFonts w:ascii="Arial" w:eastAsia="Arial" w:hAnsi="Arial"/>
+          <w:sz w:val="18"/>
+          <w:szCs w:val="14"/>
+          <w:highlight w:val="lightGray"/>
           <w:shd w:val="clear" w:color="auto" w:fill="B7B7B7"/>
         </w:rPr>
-        <w:t xml:space="preserve">: </w:t>
-      </w:r>
-      <w:proofErr w:type="spellStart"/>
-      <w:r>
-        <w:rPr>
-          <w:b/>
+        <w:t>(GPT</w:t>
+      </w:r>
+      <w:r>
+        <w:rPr>
+          <w:rFonts w:ascii="Arial" w:eastAsia="Arial" w:hAnsi="Arial" w:cs="Cambria Math"/>
+          <w:sz w:val="18"/>
+          <w:szCs w:val="14"/>
+          <w:highlight w:val="lightGray"/>
           <w:shd w:val="clear" w:color="auto" w:fill="B7B7B7"/>
         </w:rPr>
-        <w:t>Chatgot</w:t>
-      </w:r>
-      <w:proofErr w:type="spellEnd"/>
-      <w:r>
-        <w:rPr>
-          <w:b/>
+        <w:t>‑</w:t>
+      </w:r>
+      <w:r>
+        <w:rPr>
+          <w:rFonts w:ascii="Arial" w:eastAsia="Arial" w:hAnsi="Arial"/>
+          <w:sz w:val="18"/>
+          <w:szCs w:val="14"/>
+          <w:highlight w:val="lightGray"/>
           <w:shd w:val="clear" w:color="auto" w:fill="B7B7B7"/>
         </w:rPr>
-        <w:t xml:space="preserve"> </w:t>
-      </w:r>
-      <w:r>
-        <w:rPr>
-          <w:b/>
-          <w:sz w:val="14"/>
-          <w:szCs w:val="14"/>
-          <w:shd w:val="clear" w:color="auto" w:fill="B7B7B7"/>
-        </w:rPr>
-        <w:t>(GPT</w:t>
-      </w:r>
-      <w:r>
-        <w:rPr>
-          <w:rFonts w:ascii="Cambria Math" w:hAnsi="Cambria Math" w:cs="Cambria Math"/>
-          <w:b/>
-          <w:sz w:val="14"/>
-          <w:szCs w:val="14"/>
-          <w:shd w:val="clear" w:color="auto" w:fill="B7B7B7"/>
-        </w:rPr>
-        <w:t>‑</w:t>
-      </w:r>
-      <w:r>
-        <w:rPr>
-          <w:b/>
-          <w:sz w:val="14"/>
-          <w:szCs w:val="14"/>
-          <w:shd w:val="clear" w:color="auto" w:fill="B7B7B7"/>
-        </w:rPr>
         <w:t>5 Mini) at [8/17/2025]</w:t>
       </w:r>
     </w:p>
@@ -1622,7 +1459,7 @@
           <w:noProof/>
         </w:rPr>
         <w:drawing>
-          <wp:inline distT="114300" distB="114300" distL="114300" distR="114300" wp14:anchorId="0DC11F35" wp14:editId="44D6EEA0">
+          <wp:inline distT="114300" distB="114300" distL="114300" distR="114300" wp14:anchorId="79E970AF" wp14:editId="0B94D181">
             <wp:extent cx="5943600" cy="1943100"/>
             <wp:effectExtent l="0" t="0" r="0" b="0"/>
             <wp:docPr id="1" name="image1.png"/>
@@ -2261,7 +2098,7 @@
     </w:tbl>
     <w:p>
       <w:r>
-        <w:pict w14:anchorId="7A62C4DE">
+        <w:pict w14:anchorId="4B6CCEFE">
           <v:rect id="_x0000_i1030" style="width:0;height:1.5pt" o:hralign="center" o:hrstd="t" o:hr="t" fillcolor="#a0a0a0" stroked="f"/>
         </w:pict>
       </w:r>
@@ -2290,11 +2127,12 @@
         <w:t>.</w:t>
       </w:r>
     </w:p>
+    <w:p/>
     <w:sectPr>
       <w:pgSz w:w="12240" w:h="15840"/>
       <w:pgMar w:top="1440" w:right="1440" w:bottom="1440" w:left="1440" w:header="720" w:footer="720" w:gutter="0"/>
-      <w:pgNumType w:start="1"/>
       <w:cols w:space="720"/>
+      <w:docGrid w:linePitch="360"/>
     </w:sectPr>
   </w:body>
 </w:document>
@@ -3169,18 +3007,6 @@
   <w:style w:type="paragraph" w:default="1" w:styleId="Normal">
     <w:name w:val="Normal"/>
     <w:qFormat/>
-    <w:rsid w:val="00EE7D85"/>
-    <w:pPr>
-      <w:spacing w:after="0" w:line="276" w:lineRule="auto"/>
-    </w:pPr>
-    <w:rPr>
-      <w:rFonts w:ascii="Arial" w:eastAsia="Arial" w:hAnsi="Arial" w:cs="Arial"/>
-      <w:kern w:val="0"/>
-      <w:sz w:val="22"/>
-      <w:szCs w:val="22"/>
-      <w:lang w:val="en"/>
-      <w14:ligatures w14:val="none"/>
-    </w:rPr>
   </w:style>
   <w:style w:type="paragraph" w:styleId="Heading1">
     <w:name w:val="heading 1"/>
@@ -3189,7 +3015,7 @@
     <w:link w:val="Heading1Char"/>
     <w:uiPriority w:val="9"/>
     <w:qFormat/>
-    <w:rsid w:val="005E5A8F"/>
+    <w:rsid w:val="00CA5BA7"/>
     <w:pPr>
       <w:keepNext/>
       <w:keepLines/>
@@ -3211,7 +3037,7 @@
     <w:uiPriority w:val="9"/>
     <w:unhideWhenUsed/>
     <w:qFormat/>
-    <w:rsid w:val="005E5A8F"/>
+    <w:rsid w:val="00CA5BA7"/>
     <w:pPr>
       <w:keepNext/>
       <w:keepLines/>
@@ -3234,7 +3060,7 @@
     <w:semiHidden/>
     <w:unhideWhenUsed/>
     <w:qFormat/>
-    <w:rsid w:val="005E5A8F"/>
+    <w:rsid w:val="00CA5BA7"/>
     <w:pPr>
       <w:keepNext/>
       <w:keepLines/>
@@ -3257,7 +3083,7 @@
     <w:semiHidden/>
     <w:unhideWhenUsed/>
     <w:qFormat/>
-    <w:rsid w:val="005E5A8F"/>
+    <w:rsid w:val="00CA5BA7"/>
     <w:pPr>
       <w:keepNext/>
       <w:keepLines/>
@@ -3280,7 +3106,7 @@
     <w:semiHidden/>
     <w:unhideWhenUsed/>
     <w:qFormat/>
-    <w:rsid w:val="005E5A8F"/>
+    <w:rsid w:val="00CA5BA7"/>
     <w:pPr>
       <w:keepNext/>
       <w:keepLines/>
@@ -3301,11 +3127,11 @@
     <w:semiHidden/>
     <w:unhideWhenUsed/>
     <w:qFormat/>
-    <w:rsid w:val="005E5A8F"/>
+    <w:rsid w:val="00CA5BA7"/>
     <w:pPr>
       <w:keepNext/>
       <w:keepLines/>
-      <w:spacing w:before="40"/>
+      <w:spacing w:before="40" w:after="0"/>
       <w:outlineLvl w:val="5"/>
     </w:pPr>
     <w:rPr>
@@ -3324,11 +3150,11 @@
     <w:semiHidden/>
     <w:unhideWhenUsed/>
     <w:qFormat/>
-    <w:rsid w:val="005E5A8F"/>
+    <w:rsid w:val="00CA5BA7"/>
     <w:pPr>
       <w:keepNext/>
       <w:keepLines/>
-      <w:spacing w:before="40"/>
+      <w:spacing w:before="40" w:after="0"/>
       <w:outlineLvl w:val="6"/>
     </w:pPr>
     <w:rPr>
@@ -3345,10 +3171,11 @@
     <w:semiHidden/>
     <w:unhideWhenUsed/>
     <w:qFormat/>
-    <w:rsid w:val="005E5A8F"/>
+    <w:rsid w:val="00CA5BA7"/>
     <w:pPr>
       <w:keepNext/>
       <w:keepLines/>
+      <w:spacing w:after="0"/>
       <w:outlineLvl w:val="7"/>
     </w:pPr>
     <w:rPr>
@@ -3367,10 +3194,11 @@
     <w:semiHidden/>
     <w:unhideWhenUsed/>
     <w:qFormat/>
-    <w:rsid w:val="005E5A8F"/>
+    <w:rsid w:val="00CA5BA7"/>
     <w:pPr>
       <w:keepNext/>
       <w:keepLines/>
+      <w:spacing w:after="0"/>
       <w:outlineLvl w:val="8"/>
     </w:pPr>
     <w:rPr>
@@ -3410,7 +3238,7 @@
     <w:basedOn w:val="DefaultParagraphFont"/>
     <w:link w:val="Heading1"/>
     <w:uiPriority w:val="9"/>
-    <w:rsid w:val="005E5A8F"/>
+    <w:rsid w:val="00CA5BA7"/>
     <w:rPr>
       <w:rFonts w:asciiTheme="majorHAnsi" w:eastAsiaTheme="majorEastAsia" w:hAnsiTheme="majorHAnsi" w:cstheme="majorBidi"/>
       <w:color w:val="2F5496" w:themeColor="accent1" w:themeShade="BF"/>
@@ -3423,7 +3251,7 @@
     <w:basedOn w:val="DefaultParagraphFont"/>
     <w:link w:val="Heading2"/>
     <w:uiPriority w:val="9"/>
-    <w:rsid w:val="005E5A8F"/>
+    <w:rsid w:val="00CA5BA7"/>
     <w:rPr>
       <w:rFonts w:asciiTheme="majorHAnsi" w:eastAsiaTheme="majorEastAsia" w:hAnsiTheme="majorHAnsi" w:cstheme="majorBidi"/>
       <w:color w:val="2F5496" w:themeColor="accent1" w:themeShade="BF"/>
@@ -3437,7 +3265,7 @@
     <w:link w:val="Heading3"/>
     <w:uiPriority w:val="9"/>
     <w:semiHidden/>
-    <w:rsid w:val="005E5A8F"/>
+    <w:rsid w:val="00CA5BA7"/>
     <w:rPr>
       <w:rFonts w:eastAsiaTheme="majorEastAsia" w:cstheme="majorBidi"/>
       <w:color w:val="2F5496" w:themeColor="accent1" w:themeShade="BF"/>
@@ -3451,7 +3279,7 @@
     <w:link w:val="Heading4"/>
     <w:uiPriority w:val="9"/>
     <w:semiHidden/>
-    <w:rsid w:val="005E5A8F"/>
+    <w:rsid w:val="00CA5BA7"/>
     <w:rPr>
       <w:rFonts w:eastAsiaTheme="majorEastAsia" w:cstheme="majorBidi"/>
       <w:i/>
@@ -3465,7 +3293,7 @@
     <w:link w:val="Heading5"/>
     <w:uiPriority w:val="9"/>
     <w:semiHidden/>
-    <w:rsid w:val="005E5A8F"/>
+    <w:rsid w:val="00CA5BA7"/>
     <w:rPr>
       <w:rFonts w:eastAsiaTheme="majorEastAsia" w:cstheme="majorBidi"/>
       <w:color w:val="2F5496" w:themeColor="accent1" w:themeShade="BF"/>
@@ -3477,7 +3305,7 @@
     <w:link w:val="Heading6"/>
     <w:uiPriority w:val="9"/>
     <w:semiHidden/>
-    <w:rsid w:val="005E5A8F"/>
+    <w:rsid w:val="00CA5BA7"/>
     <w:rPr>
       <w:rFonts w:eastAsiaTheme="majorEastAsia" w:cstheme="majorBidi"/>
       <w:i/>
@@ -3491,7 +3319,7 @@
     <w:link w:val="Heading7"/>
     <w:uiPriority w:val="9"/>
     <w:semiHidden/>
-    <w:rsid w:val="005E5A8F"/>
+    <w:rsid w:val="00CA5BA7"/>
     <w:rPr>
       <w:rFonts w:eastAsiaTheme="majorEastAsia" w:cstheme="majorBidi"/>
       <w:color w:val="595959" w:themeColor="text1" w:themeTint="A6"/>
@@ -3503,7 +3331,7 @@
     <w:link w:val="Heading8"/>
     <w:uiPriority w:val="9"/>
     <w:semiHidden/>
-    <w:rsid w:val="005E5A8F"/>
+    <w:rsid w:val="00CA5BA7"/>
     <w:rPr>
       <w:rFonts w:eastAsiaTheme="majorEastAsia" w:cstheme="majorBidi"/>
       <w:i/>
@@ -3517,7 +3345,7 @@
     <w:link w:val="Heading9"/>
     <w:uiPriority w:val="9"/>
     <w:semiHidden/>
-    <w:rsid w:val="005E5A8F"/>
+    <w:rsid w:val="00CA5BA7"/>
     <w:rPr>
       <w:rFonts w:eastAsiaTheme="majorEastAsia" w:cstheme="majorBidi"/>
       <w:color w:val="272727" w:themeColor="text1" w:themeTint="D8"/>
@@ -3530,7 +3358,7 @@
     <w:link w:val="TitleChar"/>
     <w:uiPriority w:val="10"/>
     <w:qFormat/>
-    <w:rsid w:val="005E5A8F"/>
+    <w:rsid w:val="00CA5BA7"/>
     <w:pPr>
       <w:spacing w:after="80" w:line="240" w:lineRule="auto"/>
       <w:contextualSpacing/>
@@ -3548,7 +3376,7 @@
     <w:basedOn w:val="DefaultParagraphFont"/>
     <w:link w:val="Title"/>
     <w:uiPriority w:val="10"/>
-    <w:rsid w:val="005E5A8F"/>
+    <w:rsid w:val="00CA5BA7"/>
     <w:rPr>
       <w:rFonts w:asciiTheme="majorHAnsi" w:eastAsiaTheme="majorEastAsia" w:hAnsiTheme="majorHAnsi" w:cstheme="majorBidi"/>
       <w:spacing w:val="-10"/>
@@ -3564,7 +3392,7 @@
     <w:link w:val="SubtitleChar"/>
     <w:uiPriority w:val="11"/>
     <w:qFormat/>
-    <w:rsid w:val="005E5A8F"/>
+    <w:rsid w:val="00CA5BA7"/>
     <w:pPr>
       <w:numPr>
         <w:ilvl w:val="1"/>
@@ -3583,7 +3411,7 @@
     <w:basedOn w:val="DefaultParagraphFont"/>
     <w:link w:val="Subtitle"/>
     <w:uiPriority w:val="11"/>
-    <w:rsid w:val="005E5A8F"/>
+    <w:rsid w:val="00CA5BA7"/>
     <w:rPr>
       <w:rFonts w:eastAsiaTheme="majorEastAsia" w:cstheme="majorBidi"/>
       <w:color w:val="595959" w:themeColor="text1" w:themeTint="A6"/>
@@ -3599,7 +3427,7 @@
     <w:link w:val="QuoteChar"/>
     <w:uiPriority w:val="29"/>
     <w:qFormat/>
-    <w:rsid w:val="005E5A8F"/>
+    <w:rsid w:val="00CA5BA7"/>
     <w:pPr>
       <w:spacing w:before="160"/>
       <w:jc w:val="center"/>
@@ -3615,7 +3443,7 @@
     <w:basedOn w:val="DefaultParagraphFont"/>
     <w:link w:val="Quote"/>
     <w:uiPriority w:val="29"/>
-    <w:rsid w:val="005E5A8F"/>
+    <w:rsid w:val="00CA5BA7"/>
     <w:rPr>
       <w:i/>
       <w:iCs/>
@@ -3627,7 +3455,7 @@
     <w:basedOn w:val="Normal"/>
     <w:uiPriority w:val="34"/>
     <w:qFormat/>
-    <w:rsid w:val="005E5A8F"/>
+    <w:rsid w:val="00CA5BA7"/>
     <w:pPr>
       <w:ind w:left="720"/>
       <w:contextualSpacing/>
@@ -3638,7 +3466,7 @@
     <w:basedOn w:val="DefaultParagraphFont"/>
     <w:uiPriority w:val="21"/>
     <w:qFormat/>
-    <w:rsid w:val="005E5A8F"/>
+    <w:rsid w:val="00CA5BA7"/>
     <w:rPr>
       <w:i/>
       <w:iCs/>
@@ -3652,7 +3480,7 @@
     <w:link w:val="IntenseQuoteChar"/>
     <w:uiPriority w:val="30"/>
     <w:qFormat/>
-    <w:rsid w:val="005E5A8F"/>
+    <w:rsid w:val="00CA5BA7"/>
     <w:pPr>
       <w:pBdr>
         <w:top w:val="single" w:sz="4" w:space="10" w:color="2F5496" w:themeColor="accent1" w:themeShade="BF"/>
@@ -3673,7 +3501,7 @@
     <w:basedOn w:val="DefaultParagraphFont"/>
     <w:link w:val="IntenseQuote"/>
     <w:uiPriority w:val="30"/>
-    <w:rsid w:val="005E5A8F"/>
+    <w:rsid w:val="00CA5BA7"/>
     <w:rPr>
       <w:i/>
       <w:iCs/>
@@ -3685,7 +3513,7 @@
     <w:basedOn w:val="DefaultParagraphFont"/>
     <w:uiPriority w:val="32"/>
     <w:qFormat/>
-    <w:rsid w:val="005E5A8F"/>
+    <w:rsid w:val="00CA5BA7"/>
     <w:rPr>
       <w:b/>
       <w:bCs/>
